--- a/Quiz/Lecture 5.1 Quiz ANS.docx
+++ b/Quiz/Lecture 5.1 Quiz ANS.docx
@@ -8,7 +8,7 @@
         <w:spacing w:before="0" w:after="0"/>
         <w:jc w:val="center"/>
         <w:rPr>
-          <w:rFonts w:ascii="Times New Roman" w:hAnsi="Times New Roman" w:cs="Times New Roman" w:hint="eastAsia"/>
+          <w:rFonts w:ascii="Times New Roman" w:hAnsi="Times New Roman" w:cs="Times New Roman"/>
         </w:rPr>
       </w:pPr>
       <w:r>
@@ -27,199 +27,48 @@
     <w:p>
       <w:pPr>
         <w:pStyle w:val="NormalWeb"/>
-        <w:spacing w:after="0" w:afterAutospacing="0"/>
-        <w:rPr>
-          <w:rFonts w:eastAsiaTheme="majorEastAsia"/>
-          <w:b/>
-          <w:bCs/>
-        </w:rPr>
-      </w:pPr>
+      </w:pPr>
+      <w:r>
+        <w:rPr>
+          <w:rStyle w:val="Strong"/>
+          <w:rFonts w:eastAsiaTheme="majorEastAsia" w:hint="eastAsia"/>
+        </w:rPr>
+        <w:t>1</w:t>
+      </w:r>
       <w:r>
         <w:rPr>
           <w:rStyle w:val="Strong"/>
           <w:rFonts w:eastAsiaTheme="majorEastAsia"/>
         </w:rPr>
-        <w:t>1</w:t>
+        <w:t xml:space="preserve">. What data structures are used in </w:t>
+      </w:r>
+      <w:r>
+        <w:rPr>
+          <w:rStyle w:val="Strong"/>
+          <w:rFonts w:eastAsiaTheme="majorEastAsia" w:hint="eastAsia"/>
+        </w:rPr>
+        <w:t>Dijkstra</w:t>
       </w:r>
       <w:r>
         <w:rPr>
           <w:rStyle w:val="Strong"/>
           <w:rFonts w:eastAsiaTheme="majorEastAsia"/>
         </w:rPr>
-        <w:t>.</w:t>
+        <w:t>’</w:t>
+      </w:r>
+      <w:r>
+        <w:rPr>
+          <w:rStyle w:val="Strong"/>
+          <w:rFonts w:eastAsiaTheme="majorEastAsia" w:hint="eastAsia"/>
+        </w:rPr>
+        <w:t>s Algorithm</w:t>
       </w:r>
       <w:r>
         <w:rPr>
           <w:rStyle w:val="Strong"/>
           <w:rFonts w:eastAsiaTheme="majorEastAsia"/>
         </w:rPr>
-        <w:t xml:space="preserve"> </w:t>
-      </w:r>
-      <w:r>
-        <w:rPr>
-          <w:rFonts w:eastAsiaTheme="majorEastAsia"/>
-          <w:b/>
-          <w:bCs/>
-        </w:rPr>
-        <w:t xml:space="preserve">Which algorithm </w:t>
-      </w:r>
-      <w:r>
-        <w:rPr>
-          <w:rStyle w:val="Strong"/>
-          <w:rFonts w:eastAsiaTheme="majorEastAsia"/>
-        </w:rPr>
-        <w:t xml:space="preserve">is </w:t>
-      </w:r>
-      <w:r>
-        <w:rPr>
-          <w:rStyle w:val="Strong"/>
-          <w:rFonts w:eastAsiaTheme="majorEastAsia"/>
-        </w:rPr>
-        <w:t>the most efficient</w:t>
-      </w:r>
-      <w:r>
-        <w:rPr>
-          <w:rStyle w:val="Strong"/>
-          <w:rFonts w:eastAsiaTheme="majorEastAsia"/>
-        </w:rPr>
-        <w:t xml:space="preserve"> for </w:t>
-      </w:r>
-      <w:r>
-        <w:rPr>
-          <w:rFonts w:eastAsiaTheme="majorEastAsia"/>
-          <w:b/>
-          <w:bCs/>
-        </w:rPr>
-        <w:t xml:space="preserve">finding </w:t>
-      </w:r>
-      <w:r>
-        <w:rPr>
-          <w:rFonts w:eastAsiaTheme="majorEastAsia"/>
-          <w:b/>
-          <w:bCs/>
-        </w:rPr>
-        <w:t>single source shortest paths in a Directed Acyclic Graph?</w:t>
-      </w:r>
-    </w:p>
-    <w:p>
-      <w:pPr>
-        <w:pStyle w:val="NormalWeb"/>
-        <w:spacing w:before="0" w:beforeAutospacing="0" w:after="0" w:afterAutospacing="0"/>
-        <w:rPr>
-          <w:rFonts w:eastAsiaTheme="majorEastAsia"/>
-          <w:b/>
-          <w:bCs/>
-        </w:rPr>
-      </w:pPr>
-      <w:r>
-        <w:t xml:space="preserve">A) </w:t>
-      </w:r>
-      <w:r>
-        <w:rPr>
-          <w:rFonts w:eastAsiaTheme="minorEastAsia"/>
-        </w:rPr>
-        <w:t>Dijkstra</w:t>
-      </w:r>
-      <w:r>
-        <w:rPr>
-          <w:rFonts w:eastAsiaTheme="minorEastAsia"/>
-        </w:rPr>
-        <w:t>’</w:t>
-      </w:r>
-      <w:r>
-        <w:rPr>
-          <w:rFonts w:eastAsiaTheme="minorEastAsia"/>
-        </w:rPr>
-        <w:t xml:space="preserve">s </w:t>
-      </w:r>
-      <w:r>
-        <w:rPr>
-          <w:rFonts w:eastAsiaTheme="minorEastAsia"/>
-        </w:rPr>
-        <w:t>algorithm</w:t>
-      </w:r>
-      <w:r>
-        <w:br/>
-        <w:t xml:space="preserve">B) </w:t>
-      </w:r>
-      <w:r>
-        <w:t>Bellman-Ford</w:t>
-      </w:r>
-      <w:r>
-        <w:br/>
-        <w:t>C) BFS (Breadth-First Search)</w:t>
-      </w:r>
-      <w:r>
-        <w:br/>
-        <w:t>D) Topological Sort</w:t>
-      </w:r>
-      <w:r>
-        <w:br/>
-      </w:r>
-      <w:r>
-        <w:rPr>
-          <w:rStyle w:val="Strong"/>
-          <w:rFonts w:eastAsiaTheme="majorEastAsia"/>
-        </w:rPr>
-        <w:t>Answer:</w:t>
-      </w:r>
-      <w:r>
-        <w:t> </w:t>
-      </w:r>
-      <w:r>
-        <w:t>D</w:t>
-      </w:r>
-      <w:r>
-        <w:t>) Topological Sort</w:t>
-      </w:r>
-    </w:p>
-    <w:p>
-      <w:pPr>
-        <w:pStyle w:val="NormalWeb"/>
-        <w:spacing w:before="0" w:beforeAutospacing="0"/>
-        <w:rPr>
-          <w:rStyle w:val="Strong"/>
-          <w:rFonts w:eastAsiaTheme="majorEastAsia"/>
-        </w:rPr>
-      </w:pPr>
-      <w:r>
-        <w:rPr>
-          <w:rFonts w:eastAsiaTheme="majorEastAsia"/>
-        </w:rPr>
-        <w:t xml:space="preserve">Explanation: </w:t>
-      </w:r>
-      <w:r>
-        <w:rPr>
-          <w:rFonts w:eastAsiaTheme="majorEastAsia"/>
-        </w:rPr>
-        <w:t>Topological Sort has complexity O(V+E), which is the most efficient algorithm among the three</w:t>
-      </w:r>
-    </w:p>
-    <w:p>
-      <w:pPr>
-        <w:rPr>
-          <w:rFonts w:ascii="Times New Roman" w:hAnsi="Times New Roman" w:cs="Times New Roman"/>
-        </w:rPr>
-      </w:pPr>
-      <w:r>
-        <w:rPr>
-          <w:rFonts w:ascii="Times New Roman" w:hAnsi="Times New Roman" w:cs="Times New Roman"/>
-        </w:rPr>
-        <w:pict w14:anchorId="25FA5324">
-          <v:rect id="_x0000_i1025" style="width:0;height:.75pt" o:hralign="center" o:hrstd="t" o:hr="t" fillcolor="#a0a0a0" stroked="f"/>
-        </w:pict>
-      </w:r>
-    </w:p>
-    <w:p>
-      <w:pPr>
-        <w:pStyle w:val="NormalWeb"/>
-      </w:pPr>
-      <w:r>
-        <w:rPr>
-          <w:rStyle w:val="Strong"/>
-          <w:rFonts w:eastAsiaTheme="majorEastAsia"/>
-        </w:rPr>
-        <w:t>2. What data structures are used in BFS to track the shortest distance (SD) and previous node (PN)?</w:t>
+        <w:t xml:space="preserve"> to track the shortest distance (SD) and previous node (PN)?</w:t>
       </w:r>
       <w:r>
         <w:br/>
@@ -273,9 +122,16 @@
       <w:r>
         <w:rPr>
           <w:rStyle w:val="Strong"/>
+          <w:rFonts w:eastAsiaTheme="majorEastAsia" w:hint="eastAsia"/>
+        </w:rPr>
+        <w:t>2</w:t>
+      </w:r>
+      <w:r>
+        <w:rPr>
+          <w:rStyle w:val="Strong"/>
           <w:rFonts w:eastAsiaTheme="majorEastAsia"/>
         </w:rPr>
-        <w:t>3. Dijkstra's Algorithm is NOT suitable for graphs with:</w:t>
+        <w:t>. Dijkstra's Algorithm is NOT suitable for graphs with:</w:t>
       </w:r>
       <w:r>
         <w:br/>
@@ -329,9 +185,16 @@
       <w:r>
         <w:rPr>
           <w:rStyle w:val="Strong"/>
+          <w:rFonts w:eastAsiaTheme="majorEastAsia" w:hint="eastAsia"/>
+        </w:rPr>
+        <w:t>3</w:t>
+      </w:r>
+      <w:r>
+        <w:rPr>
+          <w:rStyle w:val="Strong"/>
           <w:rFonts w:eastAsiaTheme="majorEastAsia"/>
         </w:rPr>
-        <w:t>4. What is the time complexity of Dijkstra's Algorithm using a binary min-heap?</w:t>
+        <w:t>. What is the time complexity of Dijkstra's Algorithm using a binary min-heap?</w:t>
       </w:r>
       <w:r>
         <w:br/>
@@ -385,9 +248,16 @@
       <w:r>
         <w:rPr>
           <w:rStyle w:val="Strong"/>
+          <w:rFonts w:eastAsiaTheme="majorEastAsia" w:hint="eastAsia"/>
+        </w:rPr>
+        <w:t>4</w:t>
+      </w:r>
+      <w:r>
+        <w:rPr>
+          <w:rStyle w:val="Strong"/>
           <w:rFonts w:eastAsiaTheme="majorEastAsia"/>
         </w:rPr>
-        <w:t>5. During edge relaxation, if a shorter path to node </w:t>
+        <w:t>. During edge relaxation, if a shorter path to node </w:t>
       </w:r>
       <w:r>
         <w:rPr>
@@ -444,7 +314,6 @@
         <w:br/>
         <w:t>D) The edge </w:t>
       </w:r>
-      <w:proofErr w:type="spellStart"/>
       <w:r>
         <w:rPr>
           <w:rStyle w:val="Emphasis"/>
@@ -452,7 +321,6 @@
         </w:rPr>
         <w:t>u→v</w:t>
       </w:r>
-      <w:proofErr w:type="spellEnd"/>
       <w:r>
         <w:t> is removed</w:t>
       </w:r>
@@ -480,7 +348,6 @@
         <w:rPr>
           <w:rFonts w:ascii="Times New Roman" w:hAnsi="Times New Roman" w:cs="Times New Roman"/>
         </w:rPr>
-        <w:lastRenderedPageBreak/>
         <w:pict w14:anchorId="76F41FBB">
           <v:rect id="_x0000_i1029" style="width:0;height:.75pt" o:hralign="center" o:hrstd="t" o:hr="t" fillcolor="#a0a0a0" stroked="f"/>
         </w:pict>
@@ -493,9 +360,16 @@
       <w:r>
         <w:rPr>
           <w:rStyle w:val="Strong"/>
+          <w:rFonts w:eastAsiaTheme="majorEastAsia" w:hint="eastAsia"/>
+        </w:rPr>
+        <w:t>5</w:t>
+      </w:r>
+      <w:r>
+        <w:rPr>
+          <w:rStyle w:val="Strong"/>
           <w:rFonts w:eastAsiaTheme="majorEastAsia"/>
         </w:rPr>
-        <w:t xml:space="preserve">6. </w:t>
+        <w:t xml:space="preserve">. </w:t>
       </w:r>
       <w:r>
         <w:rPr>
@@ -576,9 +450,17 @@
       <w:r>
         <w:rPr>
           <w:rStyle w:val="Strong"/>
+          <w:rFonts w:eastAsiaTheme="majorEastAsia" w:hint="eastAsia"/>
+        </w:rPr>
+        <w:lastRenderedPageBreak/>
+        <w:t>6</w:t>
+      </w:r>
+      <w:r>
+        <w:rPr>
+          <w:rStyle w:val="Strong"/>
           <w:rFonts w:eastAsiaTheme="majorEastAsia"/>
         </w:rPr>
-        <w:t>7. In the Shortest Path Tree (SPT), what does the PN map store?</w:t>
+        <w:t>. In the Shortest Path Tree (SPT), what does the PN map store?</w:t>
       </w:r>
       <w:r>
         <w:br/>
@@ -632,9 +514,16 @@
       <w:r>
         <w:rPr>
           <w:rStyle w:val="Strong"/>
+          <w:rFonts w:eastAsiaTheme="majorEastAsia" w:hint="eastAsia"/>
+        </w:rPr>
+        <w:t>7</w:t>
+      </w:r>
+      <w:r>
+        <w:rPr>
+          <w:rStyle w:val="Strong"/>
           <w:rFonts w:eastAsiaTheme="majorEastAsia"/>
         </w:rPr>
-        <w:t>8. What is the first step in Dijkstra's Algorithm?</w:t>
+        <w:t>. What is the first step in Dijkstra's Algorithm?</w:t>
       </w:r>
       <w:r>
         <w:br/>
@@ -688,65 +577,16 @@
       <w:r>
         <w:rPr>
           <w:rStyle w:val="Strong"/>
-          <w:rFonts w:eastAsiaTheme="majorEastAsia"/>
-        </w:rPr>
-        <w:t>9. Which algorithm processes nodes in topological order for shortest paths?</w:t>
-      </w:r>
-      <w:r>
-        <w:br/>
-        <w:t>A) BFS</w:t>
-      </w:r>
-      <w:r>
-        <w:br/>
-        <w:t>B) Dijkstra's Algorithm</w:t>
-      </w:r>
-      <w:r>
-        <w:br/>
-        <w:t>C) Bellman-Ford Algorithm</w:t>
-      </w:r>
-      <w:r>
-        <w:br/>
-        <w:t>D) Topological Sort-based algorithm</w:t>
-      </w:r>
-      <w:r>
-        <w:br/>
+          <w:rFonts w:eastAsiaTheme="majorEastAsia" w:hint="eastAsia"/>
+        </w:rPr>
+        <w:t>8</w:t>
       </w:r>
       <w:r>
         <w:rPr>
           <w:rStyle w:val="Strong"/>
           <w:rFonts w:eastAsiaTheme="majorEastAsia"/>
         </w:rPr>
-        <w:t>Answer:</w:t>
-      </w:r>
-      <w:r>
-        <w:t> D) Topological Sort-based algorithm</w:t>
-      </w:r>
-    </w:p>
-    <w:p>
-      <w:pPr>
-        <w:rPr>
-          <w:rFonts w:ascii="Times New Roman" w:hAnsi="Times New Roman" w:cs="Times New Roman"/>
-        </w:rPr>
-      </w:pPr>
-      <w:r>
-        <w:rPr>
-          <w:rFonts w:ascii="Times New Roman" w:hAnsi="Times New Roman" w:cs="Times New Roman"/>
-        </w:rPr>
-        <w:pict w14:anchorId="3B426E27">
-          <v:rect id="_x0000_i1033" style="width:0;height:.75pt" o:hralign="center" o:hrstd="t" o:hr="t" fillcolor="#a0a0a0" stroked="f"/>
-        </w:pict>
-      </w:r>
-    </w:p>
-    <w:p>
-      <w:pPr>
-        <w:pStyle w:val="NormalWeb"/>
-      </w:pPr>
-      <w:r>
-        <w:rPr>
-          <w:rStyle w:val="Strong"/>
-          <w:rFonts w:eastAsiaTheme="majorEastAsia"/>
-        </w:rPr>
-        <w:t>10. In BFS, nodes are visited in order of:</w:t>
+        <w:t>. In BFS, nodes are visited in order of:</w:t>
       </w:r>
       <w:r>
         <w:br/>
@@ -800,57 +640,45 @@
       <w:r>
         <w:rPr>
           <w:rStyle w:val="Strong"/>
-          <w:rFonts w:eastAsiaTheme="majorEastAsia"/>
-        </w:rPr>
-        <w:t>11. After running Dijkstra's Algorithm, how is the shortest path reconstructed?</w:t>
-      </w:r>
-      <w:r>
-        <w:br/>
-        <w:t>A) Using the adjacency list</w:t>
-      </w:r>
-      <w:r>
-        <w:br/>
-      </w:r>
-      <w:r>
-        <w:lastRenderedPageBreak/>
-        <w:t xml:space="preserve">B) Following </w:t>
-      </w:r>
-      <w:proofErr w:type="spellStart"/>
-      <w:r>
-        <w:t>backpointers</w:t>
-      </w:r>
-      <w:proofErr w:type="spellEnd"/>
-      <w:r>
-        <w:t xml:space="preserve"> in the PN map</w:t>
-      </w:r>
-      <w:r>
-        <w:br/>
-        <w:t>C) Sorting the SD map</w:t>
-      </w:r>
-      <w:r>
-        <w:br/>
-        <w:t>D) Reversing the visit order</w:t>
-      </w:r>
-      <w:r>
-        <w:br/>
+          <w:rFonts w:eastAsiaTheme="majorEastAsia" w:hint="eastAsia"/>
+        </w:rPr>
+        <w:t>9</w:t>
       </w:r>
       <w:r>
         <w:rPr>
           <w:rStyle w:val="Strong"/>
           <w:rFonts w:eastAsiaTheme="majorEastAsia"/>
         </w:rPr>
+        <w:t>. After running Dijkstra's Algorithm, how is the shortest path reconstructed?</w:t>
+      </w:r>
+      <w:r>
+        <w:br/>
+        <w:t>A) Using the adjacency list</w:t>
+      </w:r>
+      <w:r>
+        <w:br/>
+        <w:t>B) Following backpointers in the PN map</w:t>
+      </w:r>
+      <w:r>
+        <w:br/>
+        <w:t>C) Sorting the SD map</w:t>
+      </w:r>
+      <w:r>
+        <w:br/>
+        <w:t>D) Reversing the visit order</w:t>
+      </w:r>
+      <w:r>
+        <w:br/>
+      </w:r>
+      <w:r>
+        <w:rPr>
+          <w:rStyle w:val="Strong"/>
+          <w:rFonts w:eastAsiaTheme="majorEastAsia"/>
+        </w:rPr>
         <w:t>Answer:</w:t>
       </w:r>
       <w:r>
-        <w:t xml:space="preserve"> B) Following </w:t>
-      </w:r>
-      <w:proofErr w:type="spellStart"/>
-      <w:r>
-        <w:t>backpointers</w:t>
-      </w:r>
-      <w:proofErr w:type="spellEnd"/>
-      <w:r>
-        <w:t xml:space="preserve"> in the PN map</w:t>
+        <w:t> B) Following backpointers in the PN map</w:t>
       </w:r>
     </w:p>
     <w:p>
@@ -871,62 +699,6 @@
     <w:p>
       <w:pPr>
         <w:pStyle w:val="NormalWeb"/>
-      </w:pPr>
-      <w:r>
-        <w:rPr>
-          <w:rStyle w:val="Strong"/>
-          <w:rFonts w:eastAsiaTheme="majorEastAsia"/>
-        </w:rPr>
-        <w:t>12. What is a key advantage of using Topological Sort for shortest paths in a DAG?</w:t>
-      </w:r>
-      <w:r>
-        <w:br/>
-        <w:t>A) Handles negative weights</w:t>
-      </w:r>
-      <w:r>
-        <w:br/>
-        <w:t>B) Runs in linear time</w:t>
-      </w:r>
-      <w:r>
-        <w:br/>
-        <w:t>C) Works for cyclic graphs</w:t>
-      </w:r>
-      <w:r>
-        <w:br/>
-        <w:t>D) Uses a priority queue</w:t>
-      </w:r>
-      <w:r>
-        <w:br/>
-      </w:r>
-      <w:r>
-        <w:rPr>
-          <w:rStyle w:val="Strong"/>
-          <w:rFonts w:eastAsiaTheme="majorEastAsia"/>
-        </w:rPr>
-        <w:t>Answer:</w:t>
-      </w:r>
-      <w:r>
-        <w:t> B) Runs in linear time</w:t>
-      </w:r>
-    </w:p>
-    <w:p>
-      <w:pPr>
-        <w:rPr>
-          <w:rFonts w:ascii="Times New Roman" w:hAnsi="Times New Roman" w:cs="Times New Roman"/>
-        </w:rPr>
-      </w:pPr>
-      <w:r>
-        <w:rPr>
-          <w:rFonts w:ascii="Times New Roman" w:hAnsi="Times New Roman" w:cs="Times New Roman"/>
-        </w:rPr>
-        <w:pict w14:anchorId="33DA6A4D">
-          <v:rect id="_x0000_i1036" style="width:0;height:.75pt" o:hralign="center" o:hrstd="t" o:hr="t" fillcolor="#a0a0a0" stroked="f"/>
-        </w:pict>
-      </w:r>
-    </w:p>
-    <w:p>
-      <w:pPr>
-        <w:pStyle w:val="NormalWeb"/>
         <w:rPr>
           <w:color w:val="404040"/>
         </w:rPr>
@@ -942,10 +714,10 @@
       <w:r>
         <w:rPr>
           <w:rStyle w:val="Strong"/>
-          <w:rFonts w:eastAsiaTheme="majorEastAsia"/>
+          <w:rFonts w:eastAsiaTheme="majorEastAsia" w:hint="eastAsia"/>
           <w:color w:val="404040"/>
         </w:rPr>
-        <w:t>3</w:t>
+        <w:t>0</w:t>
       </w:r>
       <w:r>
         <w:rPr>
@@ -978,84 +750,28 @@
           <w:color w:val="404040"/>
         </w:rPr>
         <w:br/>
-        <w:t>A) SD[v] &lt; SD[u] + w(</w:t>
-      </w:r>
-      <w:proofErr w:type="spellStart"/>
+        <w:t>A) SD[v] &lt; SD[u] + w(u,v)</w:t>
+      </w:r>
       <w:r>
         <w:rPr>
           <w:color w:val="404040"/>
         </w:rPr>
-        <w:t>u,v</w:t>
-      </w:r>
-      <w:proofErr w:type="spellEnd"/>
+        <w:br/>
+        <w:t>B) SD[v] &gt; SD[u] + w(u,v)</w:t>
+      </w:r>
       <w:r>
         <w:rPr>
           <w:color w:val="404040"/>
         </w:rPr>
-        <w:t>)</w:t>
+        <w:br/>
+        <w:t>C) SD[u] &lt; SD[v] + w(u,v)</w:t>
       </w:r>
       <w:r>
         <w:rPr>
           <w:color w:val="404040"/>
         </w:rPr>
         <w:br/>
-        <w:t>B) SD[v] &gt; SD[u] + w(</w:t>
-      </w:r>
-      <w:proofErr w:type="spellStart"/>
-      <w:r>
-        <w:rPr>
-          <w:color w:val="404040"/>
-        </w:rPr>
-        <w:t>u,v</w:t>
-      </w:r>
-      <w:proofErr w:type="spellEnd"/>
-      <w:r>
-        <w:rPr>
-          <w:color w:val="404040"/>
-        </w:rPr>
-        <w:t>)</w:t>
-      </w:r>
-      <w:r>
-        <w:rPr>
-          <w:color w:val="404040"/>
-        </w:rPr>
-        <w:br/>
-        <w:t>C) SD[u] &lt; SD[v] + w(</w:t>
-      </w:r>
-      <w:proofErr w:type="spellStart"/>
-      <w:r>
-        <w:rPr>
-          <w:color w:val="404040"/>
-        </w:rPr>
-        <w:t>u,v</w:t>
-      </w:r>
-      <w:proofErr w:type="spellEnd"/>
-      <w:r>
-        <w:rPr>
-          <w:color w:val="404040"/>
-        </w:rPr>
-        <w:t>)</w:t>
-      </w:r>
-      <w:r>
-        <w:rPr>
-          <w:color w:val="404040"/>
-        </w:rPr>
-        <w:br/>
-        <w:t>D) SD[v] == SD[u] + w(</w:t>
-      </w:r>
-      <w:proofErr w:type="spellStart"/>
-      <w:r>
-        <w:rPr>
-          <w:color w:val="404040"/>
-        </w:rPr>
-        <w:t>u,v</w:t>
-      </w:r>
-      <w:proofErr w:type="spellEnd"/>
-      <w:r>
-        <w:rPr>
-          <w:color w:val="404040"/>
-        </w:rPr>
-        <w:t>)</w:t>
+        <w:t>D) SD[v] == SD[u] + w(u,v)</w:t>
       </w:r>
       <w:r>
         <w:rPr>
@@ -1075,21 +791,7 @@
         <w:rPr>
           <w:color w:val="404040"/>
         </w:rPr>
-        <w:t> B) SD[v] &gt; SD[u] + w(</w:t>
-      </w:r>
-      <w:proofErr w:type="spellStart"/>
-      <w:r>
-        <w:rPr>
-          <w:color w:val="404040"/>
-        </w:rPr>
-        <w:t>u,v</w:t>
-      </w:r>
-      <w:proofErr w:type="spellEnd"/>
-      <w:r>
-        <w:rPr>
-          <w:color w:val="404040"/>
-        </w:rPr>
-        <w:t>)</w:t>
+        <w:t> B) SD[v] &gt; SD[u] + w(u,v)</w:t>
       </w:r>
     </w:p>
     <w:p>
@@ -1116,7 +818,21 @@
           <w:rFonts w:eastAsiaTheme="minorEastAsia"/>
           <w:lang w:val="en-GB"/>
         </w:rPr>
-        <w:t xml:space="preserve">14. </w:t>
+        <w:t>1</w:t>
+      </w:r>
+      <w:r>
+        <w:rPr>
+          <w:rFonts w:eastAsiaTheme="minorEastAsia" w:hint="eastAsia"/>
+          <w:lang w:val="en-GB"/>
+        </w:rPr>
+        <w:t>1</w:t>
+      </w:r>
+      <w:r>
+        <w:rPr>
+          <w:rFonts w:eastAsiaTheme="minorEastAsia"/>
+          <w:lang w:val="en-GB"/>
+        </w:rPr>
+        <w:t xml:space="preserve">. </w:t>
       </w:r>
       <w:r>
         <w:rPr>
@@ -1134,27 +850,7 @@
           <w:bCs/>
           <w:lang w:val="en-GB"/>
         </w:rPr>
-        <w:t xml:space="preserve">Given a graph where all edges have positive weights, the shortest paths produced by </w:t>
-      </w:r>
-      <w:proofErr w:type="spellStart"/>
-      <w:r>
-        <w:rPr>
-          <w:rFonts w:eastAsiaTheme="minorEastAsia"/>
-          <w:b/>
-          <w:bCs/>
-          <w:lang w:val="en-GB"/>
-        </w:rPr>
-        <w:t>Dijsktra</w:t>
-      </w:r>
-      <w:proofErr w:type="spellEnd"/>
-      <w:r>
-        <w:rPr>
-          <w:rFonts w:eastAsiaTheme="minorEastAsia"/>
-          <w:b/>
-          <w:bCs/>
-          <w:lang w:val="en-GB"/>
-        </w:rPr>
-        <w:t xml:space="preserve"> and Bellman Ford algorithm may be different but path weight would always be same.</w:t>
+        <w:t>Given a graph where all edges have positive weights, the shortest paths produced by Dijsktra and Bellman Ford algorithm may be different but path weight would always be same.</w:t>
       </w:r>
     </w:p>
     <w:p>
@@ -1172,6 +868,7 @@
           <w:rFonts w:eastAsiaTheme="majorEastAsia"/>
           <w:color w:val="404040"/>
         </w:rPr>
+        <w:lastRenderedPageBreak/>
         <w:t>Answer:</w:t>
       </w:r>
       <w:r>
@@ -1203,23 +900,7 @@
           <w:rFonts w:eastAsiaTheme="minorEastAsia"/>
           <w:lang w:val="en-GB"/>
         </w:rPr>
-        <w:t xml:space="preserve">Dijkstra and Bellman-Ford both </w:t>
-      </w:r>
-      <w:proofErr w:type="gramStart"/>
-      <w:r>
-        <w:rPr>
-          <w:rFonts w:eastAsiaTheme="minorEastAsia"/>
-          <w:lang w:val="en-GB"/>
-        </w:rPr>
-        <w:t>work</w:t>
-      </w:r>
-      <w:proofErr w:type="gramEnd"/>
-      <w:r>
-        <w:rPr>
-          <w:rFonts w:eastAsiaTheme="minorEastAsia"/>
-          <w:lang w:val="en-GB"/>
-        </w:rPr>
-        <w:t xml:space="preserve"> fine for a graph with all positive weights, but they are different algorithms and may pick different edges for shortest paths.</w:t>
+        <w:t>Dijkstra and Bellman-Ford both work fine for a graph with all positive weights, but they are different algorithms and may pick different edges for shortest paths.</w:t>
       </w:r>
       <w:r>
         <w:rPr>
